--- a/.src/gtfs/explanations/Resum.docx
+++ b/.src/gtfs/explanations/Resum.docx
@@ -1,27 +1,31 @@
 
 <file path=word/document.xml><?xml version="1.0" encoding="utf-8"?>
-<w:document xmlns:wpc="http://schemas.microsoft.com/office/word/2010/wordprocessingCanvas" xmlns:cx="http://schemas.microsoft.com/office/drawing/2014/chartex" xmlns:cx1="http://schemas.microsoft.com/office/drawing/2015/9/8/chartex" xmlns:cx2="http://schemas.microsoft.com/office/drawing/2015/10/21/chartex" xmlns:cx3="http://schemas.microsoft.com/office/drawing/2016/5/9/chartex" xmlns:cx4="http://schemas.microsoft.com/office/drawing/2016/5/10/chartex" xmlns:cx5="http://schemas.microsoft.com/office/drawing/2016/5/11/chartex" xmlns:cx6="http://schemas.microsoft.com/office/drawing/2016/5/12/chartex" xmlns:cx7="http://schemas.microsoft.com/office/drawing/2016/5/13/chartex" xmlns:cx8="http://schemas.microsoft.com/office/drawing/2016/5/14/chartex" xmlns:mc="http://schemas.openxmlformats.org/markup-compatibility/2006" xmlns:aink="http://schemas.microsoft.com/office/drawing/2016/ink" xmlns:am3d="http://schemas.microsoft.com/office/drawing/2017/model3d" xmlns:o="urn:schemas-microsoft-com:office:office" xmlns:oel="http://schemas.microsoft.com/office/2019/extlst" xmlns:r="http://schemas.openxmlformats.org/officeDocument/2006/relationships" xmlns:m="http://schemas.openxmlformats.org/officeDocument/2006/math" xmlns:v="urn:schemas-microsoft-com:vml" xmlns:wp14="http://schemas.microsoft.com/office/word/2010/wordprocessingDrawing" xmlns:wp="http://schemas.openxmlformats.org/drawingml/2006/wordprocessingDrawing" xmlns:w10="urn:schemas-microsoft-com:office:word" xmlns:w="http://schemas.openxmlformats.org/wordprocessingml/2006/main" xmlns:w14="http://schemas.microsoft.com/office/word/2010/wordml" xmlns:w15="http://schemas.microsoft.com/office/word/2012/wordml" xmlns:w16cex="http://schemas.microsoft.com/office/word/2018/wordml/cex" xmlns:w16cid="http://schemas.microsoft.com/office/word/2016/wordml/cid" xmlns:w16="http://schemas.microsoft.com/office/word/2018/wordml" xmlns:w16du="http://schemas.microsoft.com/office/word/2023/wordml/word16du" xmlns:w16sdtdh="http://schemas.microsoft.com/office/word/2020/wordml/sdtdatahash" xmlns:w16sdtfl="http://schemas.microsoft.com/office/word/2024/wordml/sdtformatlock" xmlns:w16se="http://schemas.microsoft.com/office/word/2015/wordml/symex" xmlns:wpg="http://schemas.microsoft.com/office/word/2010/wordprocessingGroup" xmlns:wpi="http://schemas.microsoft.com/office/word/2010/wordprocessingInk" xmlns:wne="http://schemas.microsoft.com/office/word/2006/wordml" xmlns:wps="http://schemas.microsoft.com/office/word/2010/wordprocessingShape" mc:Ignorable="w14 w15 w16se w16cid w16 w16cex w16sdtdh w16sdtfl w16du wp14">
+<w:document xmlns:wpc="http://schemas.microsoft.com/office/word/2010/wordprocessingCanvas" xmlns:cx="http://schemas.microsoft.com/office/drawing/2014/chartex" xmlns:cx1="http://schemas.microsoft.com/office/drawing/2015/9/8/chartex" xmlns:cx2="http://schemas.microsoft.com/office/drawing/2015/10/21/chartex" xmlns:cx3="http://schemas.microsoft.com/office/drawing/2016/5/9/chartex" xmlns:cx4="http://schemas.microsoft.com/office/drawing/2016/5/10/chartex" xmlns:cx5="http://schemas.microsoft.com/office/drawing/2016/5/11/chartex" xmlns:cx6="http://schemas.microsoft.com/office/drawing/2016/5/12/chartex" xmlns:cx7="http://schemas.microsoft.com/office/drawing/2016/5/13/chartex" xmlns:cx8="http://schemas.microsoft.com/office/drawing/2016/5/14/chartex" xmlns:mc="http://schemas.openxmlformats.org/markup-compatibility/2006" xmlns:m="http://schemas.openxmlformats.org/officeDocument/2006/math" xmlns:aink="http://schemas.microsoft.com/office/drawing/2016/ink" xmlns:am3d="http://schemas.microsoft.com/office/drawing/2017/model3d" xmlns:oel="http://schemas.microsoft.com/office/2019/extlst" xmlns:r="http://schemas.openxmlformats.org/officeDocument/2006/relationships" xmlns:wp14="http://schemas.microsoft.com/office/word/2010/wordprocessingDrawing" xmlns:wp="http://schemas.openxmlformats.org/drawingml/2006/wordprocessingDrawing" xmlns:wpg="http://schemas.microsoft.com/office/word/2010/wordprocessingGroup" xmlns:wpi="http://schemas.microsoft.com/office/word/2010/wordprocessingInk" xmlns:wps="http://schemas.microsoft.com/office/word/2010/wordprocessingShape" xmlns:o="urn:schemas-microsoft-com:office:office" xmlns:v="urn:schemas-microsoft-com:vml" xmlns:w10="urn:schemas-microsoft-com:office:word" xmlns:w="http://schemas.openxmlformats.org/wordprocessingml/2006/main" xmlns:w14="http://schemas.microsoft.com/office/word/2010/wordml" xmlns:w15="http://schemas.microsoft.com/office/word/2012/wordml" xmlns:w16cex="http://schemas.microsoft.com/office/word/2018/wordml/cex" xmlns:w16cid="http://schemas.microsoft.com/office/word/2016/wordml/cid" xmlns:w16="http://schemas.microsoft.com/office/word/2018/wordml" xmlns:w16sdtdh="http://schemas.microsoft.com/office/word/2020/wordml/sdtdatahash" xmlns:w16sdtfl="http://schemas.microsoft.com/office/word/2024/wordml/sdtformatlock" xmlns:w16se="http://schemas.microsoft.com/office/word/2015/wordml/symex" xmlns:w16du="http://schemas.microsoft.com/office/word/2023/wordml/word16du" xmlns:wne="http://schemas.microsoft.com/office/word/2006/wordml" mc:Ignorable="w14 w15 w16se w16cid w16 w16cex w16sdtdh w16sdtfl w16du wp14">
   <w:body>
     <w:tbl>
       <w:tblPr>
-        <w:tblStyle w:val="Tablaconcuadrcula"/>
+        <w:tblStyle w:val="TableGrid"/>
         <w:tblW w:w="0" w:type="auto"/>
+        <w:tblLayout w:type="fixed"/>
         <w:tblLook w:val="04A0" w:firstRow="1" w:lastRow="0" w:firstColumn="1" w:lastColumn="0" w:noHBand="0" w:noVBand="1"/>
       </w:tblPr>
       <w:tblGrid>
-        <w:gridCol w:w="1315"/>
-        <w:gridCol w:w="1270"/>
-        <w:gridCol w:w="1950"/>
-        <w:gridCol w:w="1882"/>
-        <w:gridCol w:w="2086"/>
-        <w:gridCol w:w="1633"/>
-        <w:gridCol w:w="1557"/>
-        <w:gridCol w:w="2301"/>
+        <w:gridCol w:w="1749"/>
+        <w:gridCol w:w="1749"/>
+        <w:gridCol w:w="1749"/>
+        <w:gridCol w:w="1750"/>
+        <w:gridCol w:w="1749"/>
+        <w:gridCol w:w="1749"/>
+        <w:gridCol w:w="1749"/>
+        <w:gridCol w:w="1750"/>
       </w:tblGrid>
       <w:tr>
-        <w:tc>
-          <w:tcPr>
-            <w:tcW w:w="1299" w:type="dxa"/>
+        <w:trPr>
+          <w:trHeight w:val="552"/>
+        </w:trPr>
+        <w:tc>
+          <w:tcPr>
+            <w:tcW w:w="1749" w:type="dxa"/>
           </w:tcPr>
           <w:p>
             <w:pPr>
@@ -49,7 +53,7 @@
         </w:tc>
         <w:tc>
           <w:tcPr>
-            <w:tcW w:w="1443" w:type="dxa"/>
+            <w:tcW w:w="1749" w:type="dxa"/>
           </w:tcPr>
           <w:p>
             <w:pPr>
@@ -73,7 +77,7 @@
         </w:tc>
         <w:tc>
           <w:tcPr>
-            <w:tcW w:w="1923" w:type="dxa"/>
+            <w:tcW w:w="1749" w:type="dxa"/>
           </w:tcPr>
           <w:p>
             <w:pPr>
@@ -98,7 +102,7 @@
         </w:tc>
         <w:tc>
           <w:tcPr>
-            <w:tcW w:w="1856" w:type="dxa"/>
+            <w:tcW w:w="1750" w:type="dxa"/>
           </w:tcPr>
           <w:p>
             <w:pPr>
@@ -123,7 +127,7 @@
         </w:tc>
         <w:tc>
           <w:tcPr>
-            <w:tcW w:w="2057" w:type="dxa"/>
+            <w:tcW w:w="1749" w:type="dxa"/>
           </w:tcPr>
           <w:p>
             <w:pPr>
@@ -148,7 +152,7 @@
         </w:tc>
         <w:tc>
           <w:tcPr>
-            <w:tcW w:w="1611" w:type="dxa"/>
+            <w:tcW w:w="1749" w:type="dxa"/>
           </w:tcPr>
           <w:p>
             <w:pPr>
@@ -172,7 +176,7 @@
         </w:tc>
         <w:tc>
           <w:tcPr>
-            <w:tcW w:w="1536" w:type="dxa"/>
+            <w:tcW w:w="1749" w:type="dxa"/>
           </w:tcPr>
           <w:p>
             <w:pPr>
@@ -196,7 +200,7 @@
         </w:tc>
         <w:tc>
           <w:tcPr>
-            <w:tcW w:w="2269" w:type="dxa"/>
+            <w:tcW w:w="1750" w:type="dxa"/>
           </w:tcPr>
           <w:p>
             <w:pPr>
@@ -220,9 +224,12 @@
         </w:tc>
       </w:tr>
       <w:tr>
-        <w:tc>
-          <w:tcPr>
-            <w:tcW w:w="1299" w:type="dxa"/>
+        <w:trPr>
+          <w:trHeight w:val="552"/>
+        </w:trPr>
+        <w:tc>
+          <w:tcPr>
+            <w:tcW w:w="1749" w:type="dxa"/>
           </w:tcPr>
           <w:p>
             <w:pPr>
@@ -250,7 +257,7 @@
         </w:tc>
         <w:tc>
           <w:tcPr>
-            <w:tcW w:w="1443" w:type="dxa"/>
+            <w:tcW w:w="1749" w:type="dxa"/>
           </w:tcPr>
           <w:p>
             <w:pPr>
@@ -275,7 +282,7 @@
         </w:tc>
         <w:tc>
           <w:tcPr>
-            <w:tcW w:w="1923" w:type="dxa"/>
+            <w:tcW w:w="1749" w:type="dxa"/>
           </w:tcPr>
           <w:p>
             <w:pPr>
@@ -299,7 +306,7 @@
         </w:tc>
         <w:tc>
           <w:tcPr>
-            <w:tcW w:w="1856" w:type="dxa"/>
+            <w:tcW w:w="1750" w:type="dxa"/>
           </w:tcPr>
           <w:p>
             <w:pPr>
@@ -323,7 +330,7 @@
         </w:tc>
         <w:tc>
           <w:tcPr>
-            <w:tcW w:w="2057" w:type="dxa"/>
+            <w:tcW w:w="1749" w:type="dxa"/>
           </w:tcPr>
           <w:p>
             <w:pPr>
@@ -347,7 +354,7 @@
         </w:tc>
         <w:tc>
           <w:tcPr>
-            <w:tcW w:w="1611" w:type="dxa"/>
+            <w:tcW w:w="1749" w:type="dxa"/>
           </w:tcPr>
           <w:p>
             <w:pPr>
@@ -371,7 +378,7 @@
         </w:tc>
         <w:tc>
           <w:tcPr>
-            <w:tcW w:w="1536" w:type="dxa"/>
+            <w:tcW w:w="1749" w:type="dxa"/>
           </w:tcPr>
           <w:p>
             <w:pPr>
@@ -395,7 +402,7 @@
         </w:tc>
         <w:tc>
           <w:tcPr>
-            <w:tcW w:w="2269" w:type="dxa"/>
+            <w:tcW w:w="1750" w:type="dxa"/>
           </w:tcPr>
           <w:p>
             <w:pPr>
@@ -419,9 +426,12 @@
         </w:tc>
       </w:tr>
       <w:tr>
-        <w:tc>
-          <w:tcPr>
-            <w:tcW w:w="1299" w:type="dxa"/>
+        <w:trPr>
+          <w:trHeight w:val="552"/>
+        </w:trPr>
+        <w:tc>
+          <w:tcPr>
+            <w:tcW w:w="1749" w:type="dxa"/>
           </w:tcPr>
           <w:p>
             <w:pPr>
@@ -450,7 +460,7 @@
         </w:tc>
         <w:tc>
           <w:tcPr>
-            <w:tcW w:w="1443" w:type="dxa"/>
+            <w:tcW w:w="1749" w:type="dxa"/>
           </w:tcPr>
           <w:p>
             <w:pPr>
@@ -475,7 +485,7 @@
         </w:tc>
         <w:tc>
           <w:tcPr>
-            <w:tcW w:w="1923" w:type="dxa"/>
+            <w:tcW w:w="1749" w:type="dxa"/>
           </w:tcPr>
           <w:p>
             <w:pPr>
@@ -499,7 +509,7 @@
         </w:tc>
         <w:tc>
           <w:tcPr>
-            <w:tcW w:w="1856" w:type="dxa"/>
+            <w:tcW w:w="1750" w:type="dxa"/>
           </w:tcPr>
           <w:p>
             <w:pPr>
@@ -523,7 +533,7 @@
         </w:tc>
         <w:tc>
           <w:tcPr>
-            <w:tcW w:w="2057" w:type="dxa"/>
+            <w:tcW w:w="1749" w:type="dxa"/>
           </w:tcPr>
           <w:p>
             <w:pPr>
@@ -547,35 +557,35 @@
         </w:tc>
         <w:tc>
           <w:tcPr>
-            <w:tcW w:w="1611" w:type="dxa"/>
-          </w:tcPr>
-          <w:p>
-            <w:pPr>
-              <w:rPr>
-                <w:rFonts w:ascii="Arial" w:hAnsi="Arial" w:cs="Arial"/>
-                <w:sz w:val="24"/>
-                <w:szCs w:val="24"/>
-              </w:rPr>
-            </w:pPr>
-          </w:p>
-        </w:tc>
-        <w:tc>
-          <w:tcPr>
-            <w:tcW w:w="1536" w:type="dxa"/>
-          </w:tcPr>
-          <w:p>
-            <w:pPr>
-              <w:rPr>
-                <w:rFonts w:ascii="Arial" w:hAnsi="Arial" w:cs="Arial"/>
-                <w:sz w:val="24"/>
-                <w:szCs w:val="24"/>
-              </w:rPr>
-            </w:pPr>
-          </w:p>
-        </w:tc>
-        <w:tc>
-          <w:tcPr>
-            <w:tcW w:w="2269" w:type="dxa"/>
+            <w:tcW w:w="1749" w:type="dxa"/>
+          </w:tcPr>
+          <w:p>
+            <w:pPr>
+              <w:rPr>
+                <w:rFonts w:ascii="Arial" w:hAnsi="Arial" w:cs="Arial"/>
+                <w:sz w:val="24"/>
+                <w:szCs w:val="24"/>
+              </w:rPr>
+            </w:pPr>
+          </w:p>
+        </w:tc>
+        <w:tc>
+          <w:tcPr>
+            <w:tcW w:w="1749" w:type="dxa"/>
+          </w:tcPr>
+          <w:p>
+            <w:pPr>
+              <w:rPr>
+                <w:rFonts w:ascii="Arial" w:hAnsi="Arial" w:cs="Arial"/>
+                <w:sz w:val="24"/>
+                <w:szCs w:val="24"/>
+              </w:rPr>
+            </w:pPr>
+          </w:p>
+        </w:tc>
+        <w:tc>
+          <w:tcPr>
+            <w:tcW w:w="1750" w:type="dxa"/>
           </w:tcPr>
           <w:p>
             <w:pPr>
@@ -589,9 +599,12 @@
         </w:tc>
       </w:tr>
       <w:tr>
-        <w:tc>
-          <w:tcPr>
-            <w:tcW w:w="1299" w:type="dxa"/>
+        <w:trPr>
+          <w:trHeight w:val="552"/>
+        </w:trPr>
+        <w:tc>
+          <w:tcPr>
+            <w:tcW w:w="1749" w:type="dxa"/>
           </w:tcPr>
           <w:p>
             <w:pPr>
@@ -619,7 +632,7 @@
         </w:tc>
         <w:tc>
           <w:tcPr>
-            <w:tcW w:w="1443" w:type="dxa"/>
+            <w:tcW w:w="1749" w:type="dxa"/>
           </w:tcPr>
           <w:p>
             <w:pPr>
@@ -645,7 +658,7 @@
         </w:tc>
         <w:tc>
           <w:tcPr>
-            <w:tcW w:w="1923" w:type="dxa"/>
+            <w:tcW w:w="1749" w:type="dxa"/>
           </w:tcPr>
           <w:p>
             <w:pPr>
@@ -669,7 +682,7 @@
         </w:tc>
         <w:tc>
           <w:tcPr>
-            <w:tcW w:w="1856" w:type="dxa"/>
+            <w:tcW w:w="1750" w:type="dxa"/>
           </w:tcPr>
           <w:p>
             <w:pPr>
@@ -693,7 +706,7 @@
         </w:tc>
         <w:tc>
           <w:tcPr>
-            <w:tcW w:w="2057" w:type="dxa"/>
+            <w:tcW w:w="1749" w:type="dxa"/>
           </w:tcPr>
           <w:p>
             <w:pPr>
@@ -718,7 +731,7 @@
         </w:tc>
         <w:tc>
           <w:tcPr>
-            <w:tcW w:w="1611" w:type="dxa"/>
+            <w:tcW w:w="1749" w:type="dxa"/>
           </w:tcPr>
           <w:p>
             <w:pPr>
@@ -742,21 +755,21 @@
         </w:tc>
         <w:tc>
           <w:tcPr>
-            <w:tcW w:w="1536" w:type="dxa"/>
-          </w:tcPr>
-          <w:p>
-            <w:pPr>
-              <w:rPr>
-                <w:rFonts w:ascii="Arial" w:hAnsi="Arial" w:cs="Arial"/>
-                <w:sz w:val="24"/>
-                <w:szCs w:val="24"/>
-              </w:rPr>
-            </w:pPr>
-          </w:p>
-        </w:tc>
-        <w:tc>
-          <w:tcPr>
-            <w:tcW w:w="2269" w:type="dxa"/>
+            <w:tcW w:w="1749" w:type="dxa"/>
+          </w:tcPr>
+          <w:p>
+            <w:pPr>
+              <w:rPr>
+                <w:rFonts w:ascii="Arial" w:hAnsi="Arial" w:cs="Arial"/>
+                <w:sz w:val="24"/>
+                <w:szCs w:val="24"/>
+              </w:rPr>
+            </w:pPr>
+          </w:p>
+        </w:tc>
+        <w:tc>
+          <w:tcPr>
+            <w:tcW w:w="1750" w:type="dxa"/>
           </w:tcPr>
           <w:p>
             <w:pPr>
@@ -770,9 +783,12 @@
         </w:tc>
       </w:tr>
       <w:tr>
-        <w:tc>
-          <w:tcPr>
-            <w:tcW w:w="1299" w:type="dxa"/>
+        <w:trPr>
+          <w:trHeight w:val="552"/>
+        </w:trPr>
+        <w:tc>
+          <w:tcPr>
+            <w:tcW w:w="1749" w:type="dxa"/>
           </w:tcPr>
           <w:p>
             <w:pPr>
@@ -798,7 +814,7 @@
         </w:tc>
         <w:tc>
           <w:tcPr>
-            <w:tcW w:w="1443" w:type="dxa"/>
+            <w:tcW w:w="1749" w:type="dxa"/>
           </w:tcPr>
           <w:p>
             <w:pPr>
@@ -823,7 +839,7 @@
         </w:tc>
         <w:tc>
           <w:tcPr>
-            <w:tcW w:w="1923" w:type="dxa"/>
+            <w:tcW w:w="1749" w:type="dxa"/>
           </w:tcPr>
           <w:p>
             <w:pPr>
@@ -847,7 +863,7 @@
         </w:tc>
         <w:tc>
           <w:tcPr>
-            <w:tcW w:w="1856" w:type="dxa"/>
+            <w:tcW w:w="1750" w:type="dxa"/>
           </w:tcPr>
           <w:p>
             <w:pPr>
@@ -871,7 +887,7 @@
         </w:tc>
         <w:tc>
           <w:tcPr>
-            <w:tcW w:w="2057" w:type="dxa"/>
+            <w:tcW w:w="1749" w:type="dxa"/>
           </w:tcPr>
           <w:p>
             <w:pPr>
@@ -895,7 +911,7 @@
         </w:tc>
         <w:tc>
           <w:tcPr>
-            <w:tcW w:w="1611" w:type="dxa"/>
+            <w:tcW w:w="1749" w:type="dxa"/>
           </w:tcPr>
           <w:p>
             <w:pPr>
@@ -919,7 +935,7 @@
         </w:tc>
         <w:tc>
           <w:tcPr>
-            <w:tcW w:w="1536" w:type="dxa"/>
+            <w:tcW w:w="1749" w:type="dxa"/>
           </w:tcPr>
           <w:p>
             <w:pPr>
@@ -943,7 +959,7 @@
         </w:tc>
         <w:tc>
           <w:tcPr>
-            <w:tcW w:w="2269" w:type="dxa"/>
+            <w:tcW w:w="1750" w:type="dxa"/>
           </w:tcPr>
           <w:p>
             <w:pPr>
@@ -967,9 +983,12 @@
         </w:tc>
       </w:tr>
       <w:tr>
-        <w:tc>
-          <w:tcPr>
-            <w:tcW w:w="1299" w:type="dxa"/>
+        <w:trPr>
+          <w:trHeight w:val="552"/>
+        </w:trPr>
+        <w:tc>
+          <w:tcPr>
+            <w:tcW w:w="1749" w:type="dxa"/>
           </w:tcPr>
           <w:p>
             <w:pPr>
@@ -981,6 +1000,7 @@
                 <w:szCs w:val="24"/>
               </w:rPr>
             </w:pPr>
+            <w:proofErr w:type="spellStart"/>
             <w:r>
               <w:rPr>
                 <w:rFonts w:ascii="Arial" w:hAnsi="Arial" w:cs="Arial"/>
@@ -989,13 +1009,188 @@
                 <w:sz w:val="24"/>
                 <w:szCs w:val="24"/>
               </w:rPr>
+              <w:t>transfers</w:t>
+            </w:r>
+            <w:proofErr w:type="spellEnd"/>
+          </w:p>
+        </w:tc>
+        <w:tc>
+          <w:tcPr>
+            <w:tcW w:w="1749" w:type="dxa"/>
+          </w:tcPr>
+          <w:p>
+            <w:pPr>
+              <w:rPr>
+                <w:rFonts w:ascii="Arial" w:hAnsi="Arial" w:cs="Arial"/>
+                <w:sz w:val="24"/>
+                <w:szCs w:val="24"/>
+                <w:highlight w:val="yellow"/>
+              </w:rPr>
+            </w:pPr>
+            <w:proofErr w:type="spellStart"/>
+            <w:r>
+              <w:rPr>
+                <w:rFonts w:ascii="Arial" w:hAnsi="Arial" w:cs="Arial"/>
+                <w:sz w:val="24"/>
+                <w:szCs w:val="24"/>
+                <w:highlight w:val="yellow"/>
+              </w:rPr>
+              <w:t>From_stop_id</w:t>
+            </w:r>
+            <w:proofErr w:type="spellEnd"/>
+          </w:p>
+        </w:tc>
+        <w:tc>
+          <w:tcPr>
+            <w:tcW w:w="1749" w:type="dxa"/>
+          </w:tcPr>
+          <w:p>
+            <w:pPr>
+              <w:rPr>
+                <w:rFonts w:ascii="Arial" w:hAnsi="Arial" w:cs="Arial"/>
+                <w:sz w:val="24"/>
+                <w:szCs w:val="24"/>
+                <w:highlight w:val="yellow"/>
+              </w:rPr>
+            </w:pPr>
+            <w:proofErr w:type="spellStart"/>
+            <w:r>
+              <w:rPr>
+                <w:rFonts w:ascii="Arial" w:hAnsi="Arial" w:cs="Arial"/>
+                <w:sz w:val="24"/>
+                <w:szCs w:val="24"/>
+                <w:highlight w:val="yellow"/>
+              </w:rPr>
+              <w:t>To_stop_id</w:t>
+            </w:r>
+            <w:proofErr w:type="spellEnd"/>
+          </w:p>
+        </w:tc>
+        <w:tc>
+          <w:tcPr>
+            <w:tcW w:w="1750" w:type="dxa"/>
+          </w:tcPr>
+          <w:p>
+            <w:pPr>
+              <w:rPr>
+                <w:rFonts w:ascii="Arial" w:hAnsi="Arial" w:cs="Arial"/>
+                <w:sz w:val="24"/>
+                <w:szCs w:val="24"/>
+              </w:rPr>
+            </w:pPr>
+            <w:proofErr w:type="spellStart"/>
+            <w:r>
+              <w:rPr>
+                <w:rFonts w:ascii="Arial" w:hAnsi="Arial" w:cs="Arial"/>
+                <w:color w:val="808080" w:themeColor="background1" w:themeShade="80"/>
+                <w:sz w:val="24"/>
+                <w:szCs w:val="24"/>
+              </w:rPr>
+              <w:t>Transfer_type</w:t>
+            </w:r>
+            <w:proofErr w:type="spellEnd"/>
+          </w:p>
+        </w:tc>
+        <w:tc>
+          <w:tcPr>
+            <w:tcW w:w="1749" w:type="dxa"/>
+          </w:tcPr>
+          <w:p>
+            <w:pPr>
+              <w:rPr>
+                <w:rFonts w:ascii="Arial" w:hAnsi="Arial" w:cs="Arial"/>
+                <w:sz w:val="24"/>
+                <w:szCs w:val="24"/>
+              </w:rPr>
+            </w:pPr>
+            <w:proofErr w:type="spellStart"/>
+            <w:r>
+              <w:rPr>
+                <w:rFonts w:ascii="Arial" w:hAnsi="Arial" w:cs="Arial"/>
+                <w:sz w:val="24"/>
+                <w:szCs w:val="24"/>
+              </w:rPr>
+              <w:t>Min_transfer_time</w:t>
+            </w:r>
+            <w:proofErr w:type="spellEnd"/>
+          </w:p>
+        </w:tc>
+        <w:tc>
+          <w:tcPr>
+            <w:tcW w:w="1749" w:type="dxa"/>
+          </w:tcPr>
+          <w:p>
+            <w:pPr>
+              <w:rPr>
+                <w:rFonts w:ascii="Arial" w:hAnsi="Arial" w:cs="Arial"/>
+                <w:sz w:val="24"/>
+                <w:szCs w:val="24"/>
+              </w:rPr>
+            </w:pPr>
+          </w:p>
+        </w:tc>
+        <w:tc>
+          <w:tcPr>
+            <w:tcW w:w="1749" w:type="dxa"/>
+          </w:tcPr>
+          <w:p>
+            <w:pPr>
+              <w:rPr>
+                <w:rFonts w:ascii="Arial" w:hAnsi="Arial" w:cs="Arial"/>
+                <w:sz w:val="24"/>
+                <w:szCs w:val="24"/>
+              </w:rPr>
+            </w:pPr>
+          </w:p>
+        </w:tc>
+        <w:tc>
+          <w:tcPr>
+            <w:tcW w:w="1750" w:type="dxa"/>
+          </w:tcPr>
+          <w:p>
+            <w:pPr>
+              <w:rPr>
+                <w:rFonts w:ascii="Arial" w:hAnsi="Arial" w:cs="Arial"/>
+                <w:sz w:val="24"/>
+                <w:szCs w:val="24"/>
+              </w:rPr>
+            </w:pPr>
+          </w:p>
+        </w:tc>
+      </w:tr>
+      <w:tr>
+        <w:trPr>
+          <w:trHeight w:val="552"/>
+        </w:trPr>
+        <w:tc>
+          <w:tcPr>
+            <w:tcW w:w="1749" w:type="dxa"/>
+          </w:tcPr>
+          <w:p>
+            <w:pPr>
+              <w:rPr>
+                <w:rFonts w:ascii="Arial" w:hAnsi="Arial" w:cs="Arial"/>
+                <w:b/>
+                <w:bCs/>
+                <w:sz w:val="24"/>
+                <w:szCs w:val="24"/>
+              </w:rPr>
+            </w:pPr>
+            <w:r>
+              <w:rPr>
+                <w:rFonts w:ascii="Arial" w:hAnsi="Arial" w:cs="Arial"/>
+                <w:b/>
+                <w:bCs/>
+                <w:sz w:val="24"/>
+                <w:szCs w:val="24"/>
+              </w:rPr>
               <w:t>trips</w:t>
             </w:r>
           </w:p>
         </w:tc>
         <w:tc>
           <w:tcPr>
-            <w:tcW w:w="1443" w:type="dxa"/>
+            <w:tcW w:w="1749" w:type="dxa"/>
           </w:tcPr>
           <w:p>
             <w:pPr>
@@ -1021,7 +1216,7 @@
         </w:tc>
         <w:tc>
           <w:tcPr>
-            <w:tcW w:w="1923" w:type="dxa"/>
+            <w:tcW w:w="1749" w:type="dxa"/>
           </w:tcPr>
           <w:p>
             <w:pPr>
@@ -1047,7 +1242,7 @@
         </w:tc>
         <w:tc>
           <w:tcPr>
-            <w:tcW w:w="1856" w:type="dxa"/>
+            <w:tcW w:w="1750" w:type="dxa"/>
           </w:tcPr>
           <w:p>
             <w:pPr>
@@ -1072,7 +1267,7 @@
         </w:tc>
         <w:tc>
           <w:tcPr>
-            <w:tcW w:w="2057" w:type="dxa"/>
+            <w:tcW w:w="1749" w:type="dxa"/>
           </w:tcPr>
           <w:p>
             <w:pPr>
@@ -1096,7 +1291,7 @@
         </w:tc>
         <w:tc>
           <w:tcPr>
-            <w:tcW w:w="1611" w:type="dxa"/>
+            <w:tcW w:w="1749" w:type="dxa"/>
           </w:tcPr>
           <w:p>
             <w:pPr>
@@ -1120,7 +1315,7 @@
         </w:tc>
         <w:tc>
           <w:tcPr>
-            <w:tcW w:w="1536" w:type="dxa"/>
+            <w:tcW w:w="1749" w:type="dxa"/>
           </w:tcPr>
           <w:p>
             <w:pPr>
@@ -1145,7 +1340,7 @@
         </w:tc>
         <w:tc>
           <w:tcPr>
-            <w:tcW w:w="2269" w:type="dxa"/>
+            <w:tcW w:w="1750" w:type="dxa"/>
           </w:tcPr>
           <w:p>
             <w:pPr>
@@ -1199,7 +1394,7 @@
 </file>
 
 <file path=word/styles.xml><?xml version="1.0" encoding="utf-8"?>
-<w:styles xmlns:mc="http://schemas.openxmlformats.org/markup-compatibility/2006" xmlns:r="http://schemas.openxmlformats.org/officeDocument/2006/relationships" xmlns:w="http://schemas.openxmlformats.org/wordprocessingml/2006/main" xmlns:w14="http://schemas.microsoft.com/office/word/2010/wordml" xmlns:w15="http://schemas.microsoft.com/office/word/2012/wordml" xmlns:w16cex="http://schemas.microsoft.com/office/word/2018/wordml/cex" xmlns:w16cid="http://schemas.microsoft.com/office/word/2016/wordml/cid" xmlns:w16="http://schemas.microsoft.com/office/word/2018/wordml" xmlns:w16du="http://schemas.microsoft.com/office/word/2023/wordml/word16du" xmlns:w16sdtdh="http://schemas.microsoft.com/office/word/2020/wordml/sdtdatahash" xmlns:w16sdtfl="http://schemas.microsoft.com/office/word/2024/wordml/sdtformatlock" xmlns:w16se="http://schemas.microsoft.com/office/word/2015/wordml/symex" mc:Ignorable="w14 w15 w16se w16cid w16 w16cex w16sdtdh w16sdtfl w16du">
+<w:styles xmlns:mc="http://schemas.openxmlformats.org/markup-compatibility/2006" xmlns:r="http://schemas.openxmlformats.org/officeDocument/2006/relationships" xmlns:w="http://schemas.openxmlformats.org/wordprocessingml/2006/main" xmlns:w14="http://schemas.microsoft.com/office/word/2010/wordml" xmlns:w15="http://schemas.microsoft.com/office/word/2012/wordml" xmlns:w16cex="http://schemas.microsoft.com/office/word/2018/wordml/cex" xmlns:w16cid="http://schemas.microsoft.com/office/word/2016/wordml/cid" xmlns:w16="http://schemas.microsoft.com/office/word/2018/wordml" xmlns:w16sdtdh="http://schemas.microsoft.com/office/word/2020/wordml/sdtdatahash" xmlns:w16sdtfl="http://schemas.microsoft.com/office/word/2024/wordml/sdtformatlock" xmlns:w16se="http://schemas.microsoft.com/office/word/2015/wordml/symex" xmlns:w16du="http://schemas.microsoft.com/office/word/2023/wordml/word16du" mc:Ignorable="w14 w15 w16se w16cid w16 w16cex w16sdtdh w16sdtfl w16du">
   <w:docDefaults>
     <w:rPrDefault>
       <w:rPr>
@@ -1602,11 +1797,11 @@
       <w:lang w:val="ca-ES"/>
     </w:rPr>
   </w:style>
-  <w:style w:type="paragraph" w:styleId="Ttulo1">
+  <w:style w:type="paragraph" w:styleId="Heading1">
     <w:name w:val="heading 1"/>
     <w:basedOn w:val="Normal"/>
     <w:next w:val="Normal"/>
-    <w:link w:val="Ttulo1Car"/>
+    <w:link w:val="Heading1Char"/>
     <w:uiPriority w:val="9"/>
     <w:qFormat/>
     <w:rsid w:val="00307D82"/>
@@ -1623,11 +1818,11 @@
       <w:szCs w:val="40"/>
     </w:rPr>
   </w:style>
-  <w:style w:type="paragraph" w:styleId="Ttulo2">
+  <w:style w:type="paragraph" w:styleId="Heading2">
     <w:name w:val="heading 2"/>
     <w:basedOn w:val="Normal"/>
     <w:next w:val="Normal"/>
-    <w:link w:val="Ttulo2Car"/>
+    <w:link w:val="Heading2Char"/>
     <w:uiPriority w:val="9"/>
     <w:semiHidden/>
     <w:unhideWhenUsed/>
@@ -1646,11 +1841,11 @@
       <w:szCs w:val="32"/>
     </w:rPr>
   </w:style>
-  <w:style w:type="paragraph" w:styleId="Ttulo3">
+  <w:style w:type="paragraph" w:styleId="Heading3">
     <w:name w:val="heading 3"/>
     <w:basedOn w:val="Normal"/>
     <w:next w:val="Normal"/>
-    <w:link w:val="Ttulo3Car"/>
+    <w:link w:val="Heading3Char"/>
     <w:uiPriority w:val="9"/>
     <w:semiHidden/>
     <w:unhideWhenUsed/>
@@ -1669,11 +1864,11 @@
       <w:szCs w:val="28"/>
     </w:rPr>
   </w:style>
-  <w:style w:type="paragraph" w:styleId="Ttulo4">
+  <w:style w:type="paragraph" w:styleId="Heading4">
     <w:name w:val="heading 4"/>
     <w:basedOn w:val="Normal"/>
     <w:next w:val="Normal"/>
-    <w:link w:val="Ttulo4Car"/>
+    <w:link w:val="Heading4Char"/>
     <w:uiPriority w:val="9"/>
     <w:semiHidden/>
     <w:unhideWhenUsed/>
@@ -1692,11 +1887,11 @@
       <w:color w:val="0F4761" w:themeColor="accent1" w:themeShade="BF"/>
     </w:rPr>
   </w:style>
-  <w:style w:type="paragraph" w:styleId="Ttulo5">
+  <w:style w:type="paragraph" w:styleId="Heading5">
     <w:name w:val="heading 5"/>
     <w:basedOn w:val="Normal"/>
     <w:next w:val="Normal"/>
-    <w:link w:val="Ttulo5Car"/>
+    <w:link w:val="Heading5Char"/>
     <w:uiPriority w:val="9"/>
     <w:semiHidden/>
     <w:unhideWhenUsed/>
@@ -1713,11 +1908,11 @@
       <w:color w:val="0F4761" w:themeColor="accent1" w:themeShade="BF"/>
     </w:rPr>
   </w:style>
-  <w:style w:type="paragraph" w:styleId="Ttulo6">
+  <w:style w:type="paragraph" w:styleId="Heading6">
     <w:name w:val="heading 6"/>
     <w:basedOn w:val="Normal"/>
     <w:next w:val="Normal"/>
-    <w:link w:val="Ttulo6Car"/>
+    <w:link w:val="Heading6Char"/>
     <w:uiPriority w:val="9"/>
     <w:semiHidden/>
     <w:unhideWhenUsed/>
@@ -1736,11 +1931,11 @@
       <w:color w:val="595959" w:themeColor="text1" w:themeTint="A6"/>
     </w:rPr>
   </w:style>
-  <w:style w:type="paragraph" w:styleId="Ttulo7">
+  <w:style w:type="paragraph" w:styleId="Heading7">
     <w:name w:val="heading 7"/>
     <w:basedOn w:val="Normal"/>
     <w:next w:val="Normal"/>
-    <w:link w:val="Ttulo7Car"/>
+    <w:link w:val="Heading7Char"/>
     <w:uiPriority w:val="9"/>
     <w:semiHidden/>
     <w:unhideWhenUsed/>
@@ -1757,11 +1952,11 @@
       <w:color w:val="595959" w:themeColor="text1" w:themeTint="A6"/>
     </w:rPr>
   </w:style>
-  <w:style w:type="paragraph" w:styleId="Ttulo8">
+  <w:style w:type="paragraph" w:styleId="Heading8">
     <w:name w:val="heading 8"/>
     <w:basedOn w:val="Normal"/>
     <w:next w:val="Normal"/>
-    <w:link w:val="Ttulo8Car"/>
+    <w:link w:val="Heading8Char"/>
     <w:uiPriority w:val="9"/>
     <w:semiHidden/>
     <w:unhideWhenUsed/>
@@ -1780,11 +1975,11 @@
       <w:color w:val="272727" w:themeColor="text1" w:themeTint="D8"/>
     </w:rPr>
   </w:style>
-  <w:style w:type="paragraph" w:styleId="Ttulo9">
+  <w:style w:type="paragraph" w:styleId="Heading9">
     <w:name w:val="heading 9"/>
     <w:basedOn w:val="Normal"/>
     <w:next w:val="Normal"/>
-    <w:link w:val="Ttulo9Car"/>
+    <w:link w:val="Heading9Char"/>
     <w:uiPriority w:val="9"/>
     <w:semiHidden/>
     <w:unhideWhenUsed/>
@@ -1801,13 +1996,13 @@
       <w:color w:val="272727" w:themeColor="text1" w:themeTint="D8"/>
     </w:rPr>
   </w:style>
-  <w:style w:type="character" w:default="1" w:styleId="Fuentedeprrafopredeter">
+  <w:style w:type="character" w:default="1" w:styleId="DefaultParagraphFont">
     <w:name w:val="Default Paragraph Font"/>
     <w:uiPriority w:val="1"/>
     <w:semiHidden/>
     <w:unhideWhenUsed/>
   </w:style>
-  <w:style w:type="table" w:default="1" w:styleId="Tablanormal">
+  <w:style w:type="table" w:default="1" w:styleId="TableNormal">
     <w:name w:val="Normal Table"/>
     <w:uiPriority w:val="99"/>
     <w:semiHidden/>
@@ -1822,16 +2017,16 @@
       </w:tblCellMar>
     </w:tblPr>
   </w:style>
-  <w:style w:type="numbering" w:default="1" w:styleId="Sinlista">
+  <w:style w:type="numbering" w:default="1" w:styleId="NoList">
     <w:name w:val="No List"/>
     <w:uiPriority w:val="99"/>
     <w:semiHidden/>
     <w:unhideWhenUsed/>
   </w:style>
-  <w:style w:type="character" w:customStyle="1" w:styleId="Ttulo1Car">
-    <w:name w:val="Título 1 Car"/>
-    <w:basedOn w:val="Fuentedeprrafopredeter"/>
-    <w:link w:val="Ttulo1"/>
+  <w:style w:type="character" w:customStyle="1" w:styleId="Heading1Char">
+    <w:name w:val="Heading 1 Char"/>
+    <w:basedOn w:val="DefaultParagraphFont"/>
+    <w:link w:val="Heading1"/>
     <w:uiPriority w:val="9"/>
     <w:rsid w:val="00307D82"/>
     <w:rPr>
@@ -1842,10 +2037,10 @@
       <w:lang w:val="ca-ES"/>
     </w:rPr>
   </w:style>
-  <w:style w:type="character" w:customStyle="1" w:styleId="Ttulo2Car">
-    <w:name w:val="Título 2 Car"/>
-    <w:basedOn w:val="Fuentedeprrafopredeter"/>
-    <w:link w:val="Ttulo2"/>
+  <w:style w:type="character" w:customStyle="1" w:styleId="Heading2Char">
+    <w:name w:val="Heading 2 Char"/>
+    <w:basedOn w:val="DefaultParagraphFont"/>
+    <w:link w:val="Heading2"/>
     <w:uiPriority w:val="9"/>
     <w:semiHidden/>
     <w:rsid w:val="00307D82"/>
@@ -1857,10 +2052,10 @@
       <w:lang w:val="ca-ES"/>
     </w:rPr>
   </w:style>
-  <w:style w:type="character" w:customStyle="1" w:styleId="Ttulo3Car">
-    <w:name w:val="Título 3 Car"/>
-    <w:basedOn w:val="Fuentedeprrafopredeter"/>
-    <w:link w:val="Ttulo3"/>
+  <w:style w:type="character" w:customStyle="1" w:styleId="Heading3Char">
+    <w:name w:val="Heading 3 Char"/>
+    <w:basedOn w:val="DefaultParagraphFont"/>
+    <w:link w:val="Heading3"/>
     <w:uiPriority w:val="9"/>
     <w:semiHidden/>
     <w:rsid w:val="00307D82"/>
@@ -1872,10 +2067,10 @@
       <w:lang w:val="ca-ES"/>
     </w:rPr>
   </w:style>
-  <w:style w:type="character" w:customStyle="1" w:styleId="Ttulo4Car">
-    <w:name w:val="Título 4 Car"/>
-    <w:basedOn w:val="Fuentedeprrafopredeter"/>
-    <w:link w:val="Ttulo4"/>
+  <w:style w:type="character" w:customStyle="1" w:styleId="Heading4Char">
+    <w:name w:val="Heading 4 Char"/>
+    <w:basedOn w:val="DefaultParagraphFont"/>
+    <w:link w:val="Heading4"/>
     <w:uiPriority w:val="9"/>
     <w:semiHidden/>
     <w:rsid w:val="00307D82"/>
@@ -1887,10 +2082,10 @@
       <w:lang w:val="ca-ES"/>
     </w:rPr>
   </w:style>
-  <w:style w:type="character" w:customStyle="1" w:styleId="Ttulo5Car">
-    <w:name w:val="Título 5 Car"/>
-    <w:basedOn w:val="Fuentedeprrafopredeter"/>
-    <w:link w:val="Ttulo5"/>
+  <w:style w:type="character" w:customStyle="1" w:styleId="Heading5Char">
+    <w:name w:val="Heading 5 Char"/>
+    <w:basedOn w:val="DefaultParagraphFont"/>
+    <w:link w:val="Heading5"/>
     <w:uiPriority w:val="9"/>
     <w:semiHidden/>
     <w:rsid w:val="00307D82"/>
@@ -1900,10 +2095,10 @@
       <w:lang w:val="ca-ES"/>
     </w:rPr>
   </w:style>
-  <w:style w:type="character" w:customStyle="1" w:styleId="Ttulo6Car">
-    <w:name w:val="Título 6 Car"/>
-    <w:basedOn w:val="Fuentedeprrafopredeter"/>
-    <w:link w:val="Ttulo6"/>
+  <w:style w:type="character" w:customStyle="1" w:styleId="Heading6Char">
+    <w:name w:val="Heading 6 Char"/>
+    <w:basedOn w:val="DefaultParagraphFont"/>
+    <w:link w:val="Heading6"/>
     <w:uiPriority w:val="9"/>
     <w:semiHidden/>
     <w:rsid w:val="00307D82"/>
@@ -1915,10 +2110,10 @@
       <w:lang w:val="ca-ES"/>
     </w:rPr>
   </w:style>
-  <w:style w:type="character" w:customStyle="1" w:styleId="Ttulo7Car">
-    <w:name w:val="Título 7 Car"/>
-    <w:basedOn w:val="Fuentedeprrafopredeter"/>
-    <w:link w:val="Ttulo7"/>
+  <w:style w:type="character" w:customStyle="1" w:styleId="Heading7Char">
+    <w:name w:val="Heading 7 Char"/>
+    <w:basedOn w:val="DefaultParagraphFont"/>
+    <w:link w:val="Heading7"/>
     <w:uiPriority w:val="9"/>
     <w:semiHidden/>
     <w:rsid w:val="00307D82"/>
@@ -1928,10 +2123,10 @@
       <w:lang w:val="ca-ES"/>
     </w:rPr>
   </w:style>
-  <w:style w:type="character" w:customStyle="1" w:styleId="Ttulo8Car">
-    <w:name w:val="Título 8 Car"/>
-    <w:basedOn w:val="Fuentedeprrafopredeter"/>
-    <w:link w:val="Ttulo8"/>
+  <w:style w:type="character" w:customStyle="1" w:styleId="Heading8Char">
+    <w:name w:val="Heading 8 Char"/>
+    <w:basedOn w:val="DefaultParagraphFont"/>
+    <w:link w:val="Heading8"/>
     <w:uiPriority w:val="9"/>
     <w:semiHidden/>
     <w:rsid w:val="00307D82"/>
@@ -1943,10 +2138,10 @@
       <w:lang w:val="ca-ES"/>
     </w:rPr>
   </w:style>
-  <w:style w:type="character" w:customStyle="1" w:styleId="Ttulo9Car">
-    <w:name w:val="Título 9 Car"/>
-    <w:basedOn w:val="Fuentedeprrafopredeter"/>
-    <w:link w:val="Ttulo9"/>
+  <w:style w:type="character" w:customStyle="1" w:styleId="Heading9Char">
+    <w:name w:val="Heading 9 Char"/>
+    <w:basedOn w:val="DefaultParagraphFont"/>
+    <w:link w:val="Heading9"/>
     <w:uiPriority w:val="9"/>
     <w:semiHidden/>
     <w:rsid w:val="00307D82"/>
@@ -1956,11 +2151,11 @@
       <w:lang w:val="ca-ES"/>
     </w:rPr>
   </w:style>
-  <w:style w:type="paragraph" w:styleId="Ttulo">
+  <w:style w:type="paragraph" w:styleId="Title">
     <w:name w:val="Title"/>
     <w:basedOn w:val="Normal"/>
     <w:next w:val="Normal"/>
-    <w:link w:val="TtuloCar"/>
+    <w:link w:val="TitleChar"/>
     <w:uiPriority w:val="10"/>
     <w:qFormat/>
     <w:rsid w:val="00307D82"/>
@@ -1976,10 +2171,10 @@
       <w:szCs w:val="56"/>
     </w:rPr>
   </w:style>
-  <w:style w:type="character" w:customStyle="1" w:styleId="TtuloCar">
-    <w:name w:val="Título Car"/>
-    <w:basedOn w:val="Fuentedeprrafopredeter"/>
-    <w:link w:val="Ttulo"/>
+  <w:style w:type="character" w:customStyle="1" w:styleId="TitleChar">
+    <w:name w:val="Title Char"/>
+    <w:basedOn w:val="DefaultParagraphFont"/>
+    <w:link w:val="Title"/>
     <w:uiPriority w:val="10"/>
     <w:rsid w:val="00307D82"/>
     <w:rPr>
@@ -1991,11 +2186,11 @@
       <w:lang w:val="ca-ES"/>
     </w:rPr>
   </w:style>
-  <w:style w:type="paragraph" w:styleId="Subttulo">
+  <w:style w:type="paragraph" w:styleId="Subtitle">
     <w:name w:val="Subtitle"/>
     <w:basedOn w:val="Normal"/>
     <w:next w:val="Normal"/>
-    <w:link w:val="SubttuloCar"/>
+    <w:link w:val="SubtitleChar"/>
     <w:uiPriority w:val="11"/>
     <w:qFormat/>
     <w:rsid w:val="00307D82"/>
@@ -2012,10 +2207,10 @@
       <w:szCs w:val="28"/>
     </w:rPr>
   </w:style>
-  <w:style w:type="character" w:customStyle="1" w:styleId="SubttuloCar">
-    <w:name w:val="Subtítulo Car"/>
-    <w:basedOn w:val="Fuentedeprrafopredeter"/>
-    <w:link w:val="Subttulo"/>
+  <w:style w:type="character" w:customStyle="1" w:styleId="SubtitleChar">
+    <w:name w:val="Subtitle Char"/>
+    <w:basedOn w:val="DefaultParagraphFont"/>
+    <w:link w:val="Subtitle"/>
     <w:uiPriority w:val="11"/>
     <w:rsid w:val="00307D82"/>
     <w:rPr>
@@ -2027,11 +2222,11 @@
       <w:lang w:val="ca-ES"/>
     </w:rPr>
   </w:style>
-  <w:style w:type="paragraph" w:styleId="Cita">
+  <w:style w:type="paragraph" w:styleId="Quote">
     <w:name w:val="Quote"/>
     <w:basedOn w:val="Normal"/>
     <w:next w:val="Normal"/>
-    <w:link w:val="CitaCar"/>
+    <w:link w:val="QuoteChar"/>
     <w:uiPriority w:val="29"/>
     <w:qFormat/>
     <w:rsid w:val="00307D82"/>
@@ -2045,10 +2240,10 @@
       <w:color w:val="404040" w:themeColor="text1" w:themeTint="BF"/>
     </w:rPr>
   </w:style>
-  <w:style w:type="character" w:customStyle="1" w:styleId="CitaCar">
-    <w:name w:val="Cita Car"/>
-    <w:basedOn w:val="Fuentedeprrafopredeter"/>
-    <w:link w:val="Cita"/>
+  <w:style w:type="character" w:customStyle="1" w:styleId="QuoteChar">
+    <w:name w:val="Quote Char"/>
+    <w:basedOn w:val="DefaultParagraphFont"/>
+    <w:link w:val="Quote"/>
     <w:uiPriority w:val="29"/>
     <w:rsid w:val="00307D82"/>
     <w:rPr>
@@ -2058,7 +2253,7 @@
       <w:lang w:val="ca-ES"/>
     </w:rPr>
   </w:style>
-  <w:style w:type="paragraph" w:styleId="Prrafodelista">
+  <w:style w:type="paragraph" w:styleId="ListParagraph">
     <w:name w:val="List Paragraph"/>
     <w:basedOn w:val="Normal"/>
     <w:uiPriority w:val="34"/>
@@ -2069,9 +2264,9 @@
       <w:contextualSpacing/>
     </w:pPr>
   </w:style>
-  <w:style w:type="character" w:styleId="nfasisintenso">
+  <w:style w:type="character" w:styleId="IntenseEmphasis">
     <w:name w:val="Intense Emphasis"/>
-    <w:basedOn w:val="Fuentedeprrafopredeter"/>
+    <w:basedOn w:val="DefaultParagraphFont"/>
     <w:uiPriority w:val="21"/>
     <w:qFormat/>
     <w:rsid w:val="00307D82"/>
@@ -2081,11 +2276,11 @@
       <w:color w:val="0F4761" w:themeColor="accent1" w:themeShade="BF"/>
     </w:rPr>
   </w:style>
-  <w:style w:type="paragraph" w:styleId="Citadestacada">
+  <w:style w:type="paragraph" w:styleId="IntenseQuote">
     <w:name w:val="Intense Quote"/>
     <w:basedOn w:val="Normal"/>
     <w:next w:val="Normal"/>
-    <w:link w:val="CitadestacadaCar"/>
+    <w:link w:val="IntenseQuoteChar"/>
     <w:uiPriority w:val="30"/>
     <w:qFormat/>
     <w:rsid w:val="00307D82"/>
@@ -2104,10 +2299,10 @@
       <w:color w:val="0F4761" w:themeColor="accent1" w:themeShade="BF"/>
     </w:rPr>
   </w:style>
-  <w:style w:type="character" w:customStyle="1" w:styleId="CitadestacadaCar">
-    <w:name w:val="Cita destacada Car"/>
-    <w:basedOn w:val="Fuentedeprrafopredeter"/>
-    <w:link w:val="Citadestacada"/>
+  <w:style w:type="character" w:customStyle="1" w:styleId="IntenseQuoteChar">
+    <w:name w:val="Intense Quote Char"/>
+    <w:basedOn w:val="DefaultParagraphFont"/>
+    <w:link w:val="IntenseQuote"/>
     <w:uiPriority w:val="30"/>
     <w:rsid w:val="00307D82"/>
     <w:rPr>
@@ -2117,9 +2312,9 @@
       <w:lang w:val="ca-ES"/>
     </w:rPr>
   </w:style>
-  <w:style w:type="character" w:styleId="Referenciaintensa">
+  <w:style w:type="character" w:styleId="IntenseReference">
     <w:name w:val="Intense Reference"/>
-    <w:basedOn w:val="Fuentedeprrafopredeter"/>
+    <w:basedOn w:val="DefaultParagraphFont"/>
     <w:uiPriority w:val="32"/>
     <w:qFormat/>
     <w:rsid w:val="00307D82"/>
@@ -2131,9 +2326,9 @@
       <w:spacing w:val="5"/>
     </w:rPr>
   </w:style>
-  <w:style w:type="table" w:styleId="Tablaconcuadrcula">
+  <w:style w:type="table" w:styleId="TableGrid">
     <w:name w:val="Table Grid"/>
-    <w:basedOn w:val="Tablanormal"/>
+    <w:basedOn w:val="TableNormal"/>
     <w:uiPriority w:val="39"/>
     <w:rsid w:val="00720CA9"/>
     <w:pPr>
